--- a/EXERCICES/LOT A - Composants natifs/A-44/A-44_fiche.docx
+++ b/EXERCICES/LOT A - Composants natifs/A-44/A-44_fiche.docx
@@ -545,7 +545,7 @@
                 <w:b w:val="0"/>
                 <w:sz w:val="19"/>
               </w:rPr>
-              <w:t>v0.3-260826 — Ind. B — 26/08/2026</w:t>
+              <w:t>v0.4-260901 — Ind. B — 26/08/2026</w:t>
             </w:r>
           </w:p>
         </w:tc>
@@ -1416,7 +1416,7 @@
         <w:color w:val="444A52"/>
         <w:sz w:val="16"/>
       </w:rPr>
-      <w:t>Magpie · A-44 — Opérations booléennes · v0.3-260826 Ind. B</w:t>
+      <w:t>Magpie · A-44 — Opérations booléennes · v0.4-260901 Ind. B</w:t>
     </w:r>
   </w:p>
 </w:ftr>

--- a/EXERCICES/LOT A - Composants natifs/A-44/A-44_fiche.docx
+++ b/EXERCICES/LOT A - Composants natifs/A-44/A-44_fiche.docx
@@ -545,7 +545,7 @@
                 <w:b w:val="0"/>
                 <w:sz w:val="19"/>
               </w:rPr>
-              <w:t>v0.4-260901 — Ind. B — 26/08/2026</w:t>
+              <w:t>v0.5-260902 — Ind. C — 01/09/2026</w:t>
             </w:r>
           </w:p>
         </w:tc>
@@ -1416,7 +1416,7 @@
         <w:color w:val="444A52"/>
         <w:sz w:val="16"/>
       </w:rPr>
-      <w:t>Magpie · A-44 — Opérations booléennes · v0.4-260901 Ind. B</w:t>
+      <w:t>Magpie · A-44 — Opérations booléennes · v0.5-260902 Ind. C</w:t>
     </w:r>
   </w:p>
 </w:ftr>

--- a/EXERCICES/LOT A - Composants natifs/A-44/A-44_fiche.docx
+++ b/EXERCICES/LOT A - Composants natifs/A-44/A-44_fiche.docx
@@ -1284,6 +1284,61 @@
           <w:color w:val="444A52"/>
           <w:sz w:val="22"/>
         </w:rPr>
+        <w:t>Limite de la correction automatique</w:t>
+      </w:r>
+    </w:p>
+    <w:tbl>
+      <w:tblPr>
+        <w:tblW w:type="auto" w:w="0"/>
+        <w:jc w:val="center"/>
+        <w:tblLook w:firstColumn="1" w:firstRow="1" w:lastColumn="0" w:lastRow="0" w:noHBand="0" w:noVBand="1" w:val="04A0"/>
+      </w:tblPr>
+      <w:tblGrid>
+        <w:gridCol w:w="9298"/>
+      </w:tblGrid>
+      <w:tr>
+        <w:tc>
+          <w:tcPr>
+            <w:tcW w:type="dxa" w:w="9298"/>
+            <w:shd w:val="clear" w:fill="FDF3D6"/>
+            <w:tcBorders>
+              <w:top w:val="single" w:sz="6" w:color="BFC7D1"/>
+              <w:left w:val="single" w:sz="6" w:color="BFC7D1"/>
+              <w:bottom w:val="single" w:sz="6" w:color="BFC7D1"/>
+              <w:right w:val="single" w:sz="6" w:color="BFC7D1"/>
+            </w:tcBorders>
+          </w:tcPr>
+          <w:p>
+            <w:pPr>
+              <w:spacing w:before="120" w:after="120"/>
+            </w:pPr>
+            <w:r>
+              <w:rPr>
+                <w:rFonts w:ascii="Calibri" w:hAnsi="Calibri"/>
+                <w:sz w:val="20"/>
+              </w:rPr>
+              <w:t>Le volume retiré est celui des quatre cylindres. Il ne dit rien de la TENUE de la platine percée, ni de la faisabilité du perçage : quatre trous de 20 mm dans une platine mince l'affaiblissent, et c'est un calcul de résistance.</w:t>
+            </w:r>
+          </w:p>
+        </w:tc>
+      </w:tr>
+    </w:tbl>
+    <w:p>
+      <w:pPr>
+        <w:spacing w:after="0"/>
+      </w:pPr>
+    </w:p>
+    <w:p>
+      <w:pPr>
+        <w:spacing w:before="200" w:after="60"/>
+      </w:pPr>
+      <w:r>
+        <w:rPr>
+          <w:rFonts w:ascii="Calibri" w:hAnsi="Calibri"/>
+          <w:b/>
+          <w:color w:val="444A52"/>
+          <w:sz w:val="22"/>
+        </w:rPr>
         <w:t>Pour aller plus loin</w:t>
       </w:r>
     </w:p>
